--- a/downloads/documents/05 Materials/Unit 03/Slides/Slides 03.17 - Babysitting Basics Safety Safe Sleep Emergencies.docx
+++ b/downloads/documents/05 Materials/Unit 03/Slides/Slides 03.17 - Babysitting Basics Safety Safe Sleep Emergencies.docx
@@ -431,7 +431,7 @@
         <w:pStyle w:val="Compact"/>
       </w:pPr>
       <w:r>
-        <w:t xml:space="preserve">Test all six objects. Sort them: fits through means danger</w:t>
+        <w:t xml:space="preserve">Test all six objects. If it fits through, it is a choking danger</w:t>
       </w:r>
     </w:p>
     <w:p>
@@ -589,7 +589,7 @@
         <w:pStyle w:val="Compact"/>
       </w:pPr>
       <w:r>
-        <w:t xml:space="preserve">The dispatcher asks for the address first. Read it off your card</w:t>
+        <w:t xml:space="preserve">The dispatcher (the person who answers 911) asks for the address first. Read it off your card</w:t>
       </w:r>
     </w:p>
     <w:p>
@@ -971,7 +971,7 @@
         <w:pStyle w:val="Compact"/>
       </w:pPr>
       <w:r>
-        <w:t xml:space="preserve">Judge four jobs: yes, yes with conditions, or no. Write the rule that decides each</w:t>
+        <w:t xml:space="preserve">Look at four jobs. For each one, write yes, yes with conditions (only if something changes), or no. Then write the rule that decides it</w:t>
       </w:r>
     </w:p>
     <w:p>
